--- a/China/CT/能源研究院项目聘用人员工作报告_徐新航.docx
+++ b/China/CT/能源研究院项目聘用人员工作报告_徐新航.docx
@@ -1,6 +1,6 @@
 
 <file path=word/document.xml><?xml version="1.0" encoding="utf-8"?>
-<w:document xmlns:wpc="http://schemas.microsoft.com/office/word/2010/wordprocessingCanvas" xmlns:cx="http://schemas.microsoft.com/office/drawing/2014/chartex" xmlns:cx1="http://schemas.microsoft.com/office/drawing/2015/9/8/chartex" xmlns:cx2="http://schemas.microsoft.com/office/drawing/2015/10/21/chartex" xmlns:cx3="http://schemas.microsoft.com/office/drawing/2016/5/9/chartex" xmlns:cx4="http://schemas.microsoft.com/office/drawing/2016/5/10/chartex" xmlns:cx5="http://schemas.microsoft.com/office/drawing/2016/5/11/chartex" xmlns:cx6="http://schemas.microsoft.com/office/drawing/2016/5/12/chartex" xmlns:cx7="http://schemas.microsoft.com/office/drawing/2016/5/13/chartex" xmlns:cx8="http://schemas.microsoft.com/office/drawing/2016/5/14/chartex" xmlns:mc="http://schemas.openxmlformats.org/markup-compatibility/2006" xmlns:aink="http://schemas.microsoft.com/office/drawing/2016/ink" xmlns:am3d="http://schemas.microsoft.com/office/drawing/2017/model3d" xmlns:o="urn:schemas-microsoft-com:office:office" xmlns:oel="http://schemas.microsoft.com/office/2019/extlst" xmlns:r="http://schemas.openxmlformats.org/officeDocument/2006/relationships" xmlns:m="http://schemas.openxmlformats.org/officeDocument/2006/math" xmlns:v="urn:schemas-microsoft-com:vml" xmlns:wp14="http://schemas.microsoft.com/office/word/2010/wordprocessingDrawing" xmlns:wp="http://schemas.openxmlformats.org/drawingml/2006/wordprocessingDrawing" xmlns:w10="urn:schemas-microsoft-com:office:word" xmlns:w="http://schemas.openxmlformats.org/wordprocessingml/2006/main" xmlns:w14="http://schemas.microsoft.com/office/word/2010/wordml" xmlns:w15="http://schemas.microsoft.com/office/word/2012/wordml" xmlns:w16cex="http://schemas.microsoft.com/office/word/2018/wordml/cex" xmlns:w16cid="http://schemas.microsoft.com/office/word/2016/wordml/cid" xmlns:w16="http://schemas.microsoft.com/office/word/2018/wordml" xmlns:w16du="http://schemas.microsoft.com/office/word/2023/wordml/word16du" xmlns:w16sdtdh="http://schemas.microsoft.com/office/word/2020/wordml/sdtdatahash" xmlns:w16sdtfl="http://schemas.microsoft.com/office/word/2024/wordml/sdtformatlock" xmlns:w16se="http://schemas.microsoft.com/office/word/2015/wordml/symex" xmlns:wpg="http://schemas.microsoft.com/office/word/2010/wordprocessingGroup" xmlns:wpi="http://schemas.microsoft.com/office/word/2010/wordprocessingInk" xmlns:wne="http://schemas.microsoft.com/office/word/2006/wordml" xmlns:wps="http://schemas.microsoft.com/office/word/2010/wordprocessingShape" mc:Ignorable="w14 w15 w16se w16cid w16 w16cex w16sdtdh w16sdtfl w16du wp14">
+<w:document xmlns:wpc="http://schemas.microsoft.com/office/word/2010/wordprocessingCanvas" xmlns:cx="http://schemas.microsoft.com/office/drawing/2014/chartex" xmlns:cx1="http://schemas.microsoft.com/office/drawing/2015/9/8/chartex" xmlns:cx2="http://schemas.microsoft.com/office/drawing/2015/10/21/chartex" xmlns:cx3="http://schemas.microsoft.com/office/drawing/2016/5/9/chartex" xmlns:cx4="http://schemas.microsoft.com/office/drawing/2016/5/10/chartex" xmlns:cx5="http://schemas.microsoft.com/office/drawing/2016/5/11/chartex" xmlns:cx6="http://schemas.microsoft.com/office/drawing/2016/5/12/chartex" xmlns:cx7="http://schemas.microsoft.com/office/drawing/2016/5/13/chartex" xmlns:cx8="http://schemas.microsoft.com/office/drawing/2016/5/14/chartex" xmlns:mc="http://schemas.openxmlformats.org/markup-compatibility/2006" xmlns:aink="http://schemas.microsoft.com/office/drawing/2016/ink" xmlns:am3d="http://schemas.microsoft.com/office/drawing/2017/model3d" xmlns:o="urn:schemas-microsoft-com:office:office" xmlns:r="http://schemas.openxmlformats.org/officeDocument/2006/relationships" xmlns:m="http://schemas.openxmlformats.org/officeDocument/2006/math" xmlns:v="urn:schemas-microsoft-com:vml" xmlns:wp14="http://schemas.microsoft.com/office/word/2010/wordprocessingDrawing" xmlns:wp="http://schemas.openxmlformats.org/drawingml/2006/wordprocessingDrawing" xmlns:w10="urn:schemas-microsoft-com:office:word" xmlns:w="http://schemas.openxmlformats.org/wordprocessingml/2006/main" xmlns:w14="http://schemas.microsoft.com/office/word/2010/wordml" xmlns:w15="http://schemas.microsoft.com/office/word/2012/wordml" xmlns:w16cid="http://schemas.microsoft.com/office/word/2016/wordml/cid" xmlns:w16se="http://schemas.microsoft.com/office/word/2015/wordml/symex" xmlns:wpg="http://schemas.microsoft.com/office/word/2010/wordprocessingGroup" xmlns:wpi="http://schemas.microsoft.com/office/word/2010/wordprocessingInk" xmlns:wne="http://schemas.microsoft.com/office/word/2006/wordml" xmlns:wps="http://schemas.microsoft.com/office/word/2010/wordprocessingShape" mc:Ignorable="w14 w15 w16se w16cid wp14">
   <w:body>
     <w:p>
       <w:pPr>
@@ -423,7 +423,7 @@
             </w:pPr>
             <w:r>
               <w:rPr>
-                <w:rFonts w:ascii="宋体" w:eastAsia="宋体" w:hAnsi="宋体" w:cs="宋体" w:hint="eastAsia"/>
+                <w:rFonts w:ascii="SimSun" w:eastAsia="SimSun" w:hAnsi="SimSun" w:cs="SimSun" w:hint="eastAsia"/>
                 <w:b/>
                 <w:bCs/>
                 <w:kern w:val="0"/>
@@ -443,7 +443,7 @@
             </w:r>
             <w:r>
               <w:rPr>
-                <w:rFonts w:ascii="宋体" w:eastAsia="宋体" w:hAnsi="宋体" w:cs="宋体" w:hint="eastAsia"/>
+                <w:rFonts w:ascii="SimSun" w:eastAsia="SimSun" w:hAnsi="SimSun" w:cs="SimSun" w:hint="eastAsia"/>
                 <w:b/>
                 <w:bCs/>
                 <w:kern w:val="0"/>
@@ -453,7 +453,7 @@
             </w:r>
             <w:r>
               <w:rPr>
-                <w:rFonts w:ascii="宋体" w:eastAsia="宋体" w:hAnsi="宋体" w:cs="宋体"/>
+                <w:rFonts w:ascii="SimSun" w:eastAsia="SimSun" w:hAnsi="SimSun" w:cs="SimSun"/>
                 <w:b/>
                 <w:bCs/>
                 <w:kern w:val="0"/>
@@ -475,7 +475,7 @@
             </w:pPr>
             <w:r>
               <w:rPr>
-                <w:rFonts w:ascii="宋体" w:eastAsia="宋体" w:hAnsi="宋体" w:cs="宋体" w:hint="eastAsia"/>
+                <w:rFonts w:ascii="SimSun" w:eastAsia="SimSun" w:hAnsi="SimSun" w:cs="SimSun" w:hint="eastAsia"/>
                 <w:kern w:val="0"/>
                 <w:szCs w:val="21"/>
               </w:rPr>
@@ -491,7 +491,7 @@
             </w:r>
             <w:r>
               <w:rPr>
-                <w:rFonts w:ascii="宋体" w:eastAsia="宋体" w:hAnsi="宋体" w:cs="宋体" w:hint="eastAsia"/>
+                <w:rFonts w:ascii="SimSun" w:eastAsia="SimSun" w:hAnsi="SimSun" w:cs="SimSun" w:hint="eastAsia"/>
                 <w:kern w:val="0"/>
                 <w:szCs w:val="21"/>
               </w:rPr>
@@ -507,7 +507,7 @@
             </w:r>
             <w:r>
               <w:rPr>
-                <w:rFonts w:ascii="宋体" w:eastAsia="宋体" w:hAnsi="宋体" w:cs="宋体" w:hint="eastAsia"/>
+                <w:rFonts w:ascii="SimSun" w:eastAsia="SimSun" w:hAnsi="SimSun" w:cs="SimSun" w:hint="eastAsia"/>
                 <w:kern w:val="0"/>
                 <w:szCs w:val="21"/>
               </w:rPr>
@@ -515,7 +515,7 @@
             </w:r>
             <w:r>
               <w:rPr>
-                <w:rFonts w:ascii="宋体" w:eastAsia="宋体" w:hAnsi="宋体" w:cs="宋体"/>
+                <w:rFonts w:ascii="SimSun" w:eastAsia="SimSun" w:hAnsi="SimSun" w:cs="SimSun"/>
                 <w:kern w:val="0"/>
                 <w:szCs w:val="21"/>
               </w:rPr>
@@ -535,7 +535,7 @@
             </w:pPr>
             <w:r>
               <w:rPr>
-                <w:rFonts w:ascii="宋体" w:eastAsia="宋体" w:hAnsi="宋体" w:cs="宋体" w:hint="eastAsia"/>
+                <w:rFonts w:ascii="SimSun" w:eastAsia="SimSun" w:hAnsi="SimSun" w:cs="SimSun" w:hint="eastAsia"/>
                 <w:kern w:val="0"/>
                 <w:szCs w:val="21"/>
               </w:rPr>
@@ -543,7 +543,7 @@
             </w:r>
             <w:r>
               <w:rPr>
-                <w:rFonts w:ascii="宋体" w:eastAsia="宋体" w:hAnsi="宋体" w:cs="宋体"/>
+                <w:rFonts w:ascii="SimSun" w:eastAsia="SimSun" w:hAnsi="SimSun" w:cs="SimSun"/>
                 <w:kern w:val="0"/>
                 <w:szCs w:val="21"/>
               </w:rPr>
@@ -567,7 +567,7 @@
             </w:pPr>
             <w:r>
               <w:rPr>
-                <w:rFonts w:ascii="宋体" w:eastAsia="宋体" w:hAnsi="宋体" w:cs="宋体" w:hint="eastAsia"/>
+                <w:rFonts w:ascii="SimSun" w:eastAsia="SimSun" w:hAnsi="SimSun" w:cs="SimSun" w:hint="eastAsia"/>
                 <w:b/>
                 <w:bCs/>
                 <w:kern w:val="0"/>
@@ -587,7 +587,7 @@
             </w:r>
             <w:r>
               <w:rPr>
-                <w:rFonts w:ascii="宋体" w:eastAsia="宋体" w:hAnsi="宋体" w:cs="宋体" w:hint="eastAsia"/>
+                <w:rFonts w:ascii="SimSun" w:eastAsia="SimSun" w:hAnsi="SimSun" w:cs="SimSun" w:hint="eastAsia"/>
                 <w:b/>
                 <w:bCs/>
                 <w:kern w:val="0"/>
@@ -597,7 +597,7 @@
             </w:r>
             <w:r>
               <w:rPr>
-                <w:rFonts w:ascii="宋体" w:eastAsia="宋体" w:hAnsi="宋体" w:cs="宋体" w:hint="eastAsia"/>
+                <w:rFonts w:ascii="SimSun" w:eastAsia="SimSun" w:hAnsi="SimSun" w:cs="SimSun" w:hint="eastAsia"/>
                 <w:kern w:val="0"/>
                 <w:szCs w:val="21"/>
               </w:rPr>
@@ -631,7 +631,7 @@
             </w:r>
             <w:r>
               <w:rPr>
-                <w:rFonts w:ascii="宋体" w:eastAsia="宋体" w:hAnsi="宋体" w:cs="宋体" w:hint="eastAsia"/>
+                <w:rFonts w:ascii="SimSun" w:eastAsia="SimSun" w:hAnsi="SimSun" w:cs="SimSun" w:hint="eastAsia"/>
                 <w:kern w:val="0"/>
                 <w:szCs w:val="21"/>
               </w:rPr>
@@ -639,7 +639,7 @@
             </w:r>
             <w:r>
               <w:rPr>
-                <w:rFonts w:ascii="宋体" w:eastAsia="宋体" w:hAnsi="宋体" w:cs="宋体"/>
+                <w:rFonts w:ascii="SimSun" w:eastAsia="SimSun" w:hAnsi="SimSun" w:cs="SimSun"/>
                 <w:kern w:val="0"/>
                 <w:szCs w:val="21"/>
               </w:rPr>
@@ -663,7 +663,7 @@
             </w:pPr>
             <w:r>
               <w:rPr>
-                <w:rFonts w:ascii="宋体" w:eastAsia="宋体" w:hAnsi="宋体" w:cs="宋体" w:hint="eastAsia"/>
+                <w:rFonts w:ascii="SimSun" w:eastAsia="SimSun" w:hAnsi="SimSun" w:cs="SimSun" w:hint="eastAsia"/>
                 <w:b/>
                 <w:bCs/>
                 <w:kern w:val="0"/>
@@ -673,7 +673,7 @@
             </w:r>
             <w:r>
               <w:rPr>
-                <w:rFonts w:ascii="宋体" w:eastAsia="宋体" w:hAnsi="宋体" w:cs="宋体" w:hint="eastAsia"/>
+                <w:rFonts w:ascii="SimSun" w:eastAsia="SimSun" w:hAnsi="SimSun" w:cs="SimSun" w:hint="eastAsia"/>
                 <w:kern w:val="0"/>
                 <w:szCs w:val="21"/>
               </w:rPr>
@@ -689,7 +689,7 @@
             </w:r>
             <w:r>
               <w:rPr>
-                <w:rFonts w:ascii="宋体" w:eastAsia="宋体" w:hAnsi="宋体" w:cs="宋体" w:hint="eastAsia"/>
+                <w:rFonts w:ascii="SimSun" w:eastAsia="SimSun" w:hAnsi="SimSun" w:cs="SimSun" w:hint="eastAsia"/>
                 <w:kern w:val="0"/>
                 <w:szCs w:val="21"/>
               </w:rPr>
@@ -705,7 +705,7 @@
             </w:r>
             <w:r>
               <w:rPr>
-                <w:rFonts w:ascii="宋体" w:eastAsia="宋体" w:hAnsi="宋体" w:cs="宋体" w:hint="eastAsia"/>
+                <w:rFonts w:ascii="SimSun" w:eastAsia="SimSun" w:hAnsi="SimSun" w:cs="SimSun" w:hint="eastAsia"/>
                 <w:kern w:val="0"/>
                 <w:szCs w:val="21"/>
               </w:rPr>
@@ -713,7 +713,7 @@
             </w:r>
             <w:r>
               <w:rPr>
-                <w:rFonts w:ascii="宋体" w:eastAsia="宋体" w:hAnsi="宋体" w:cs="宋体"/>
+                <w:rFonts w:ascii="SimSun" w:eastAsia="SimSun" w:hAnsi="SimSun" w:cs="SimSun"/>
                 <w:kern w:val="0"/>
                 <w:szCs w:val="21"/>
               </w:rPr>
@@ -737,7 +737,7 @@
             </w:pPr>
             <w:r>
               <w:rPr>
-                <w:rFonts w:ascii="宋体" w:eastAsia="宋体" w:hAnsi="宋体" w:cs="宋体" w:hint="eastAsia"/>
+                <w:rFonts w:ascii="SimSun" w:eastAsia="SimSun" w:hAnsi="SimSun" w:cs="SimSun" w:hint="eastAsia"/>
                 <w:b/>
                 <w:bCs/>
                 <w:kern w:val="0"/>
@@ -757,7 +757,7 @@
             </w:r>
             <w:r>
               <w:rPr>
-                <w:rFonts w:ascii="宋体" w:eastAsia="宋体" w:hAnsi="宋体" w:cs="宋体" w:hint="eastAsia"/>
+                <w:rFonts w:ascii="SimSun" w:eastAsia="SimSun" w:hAnsi="SimSun" w:cs="SimSun" w:hint="eastAsia"/>
                 <w:b/>
                 <w:bCs/>
                 <w:kern w:val="0"/>
@@ -767,7 +767,7 @@
             </w:r>
             <w:r>
               <w:rPr>
-                <w:rFonts w:ascii="宋体" w:eastAsia="宋体" w:hAnsi="宋体" w:cs="宋体" w:hint="eastAsia"/>
+                <w:rFonts w:ascii="SimSun" w:eastAsia="SimSun" w:hAnsi="SimSun" w:cs="SimSun" w:hint="eastAsia"/>
                 <w:kern w:val="0"/>
                 <w:szCs w:val="21"/>
               </w:rPr>
@@ -783,7 +783,7 @@
             </w:r>
             <w:r>
               <w:rPr>
-                <w:rFonts w:ascii="宋体" w:eastAsia="宋体" w:hAnsi="宋体" w:cs="宋体" w:hint="eastAsia"/>
+                <w:rFonts w:ascii="SimSun" w:eastAsia="SimSun" w:hAnsi="SimSun" w:cs="SimSun" w:hint="eastAsia"/>
                 <w:kern w:val="0"/>
                 <w:szCs w:val="21"/>
               </w:rPr>
@@ -791,7 +791,7 @@
             </w:r>
             <w:r>
               <w:rPr>
-                <w:rFonts w:ascii="宋体" w:eastAsia="宋体" w:hAnsi="宋体" w:cs="宋体"/>
+                <w:rFonts w:ascii="SimSun" w:eastAsia="SimSun" w:hAnsi="SimSun" w:cs="SimSun"/>
                 <w:kern w:val="0"/>
                 <w:szCs w:val="21"/>
               </w:rPr>
@@ -815,7 +815,7 @@
             </w:pPr>
             <w:r>
               <w:rPr>
-                <w:rFonts w:ascii="宋体" w:eastAsia="宋体" w:hAnsi="宋体" w:cs="宋体" w:hint="eastAsia"/>
+                <w:rFonts w:ascii="SimSun" w:eastAsia="SimSun" w:hAnsi="SimSun" w:cs="SimSun" w:hint="eastAsia"/>
                 <w:b/>
                 <w:bCs/>
                 <w:kern w:val="0"/>
@@ -825,7 +825,7 @@
             </w:r>
             <w:r>
               <w:rPr>
-                <w:rFonts w:ascii="宋体" w:eastAsia="宋体" w:hAnsi="宋体" w:cs="宋体" w:hint="eastAsia"/>
+                <w:rFonts w:ascii="SimSun" w:eastAsia="SimSun" w:hAnsi="SimSun" w:cs="SimSun" w:hint="eastAsia"/>
                 <w:kern w:val="0"/>
                 <w:szCs w:val="21"/>
               </w:rPr>
@@ -833,7 +833,7 @@
             </w:r>
             <w:r>
               <w:rPr>
-                <w:rFonts w:ascii="宋体" w:eastAsia="宋体" w:hAnsi="宋体" w:cs="宋体"/>
+                <w:rFonts w:ascii="SimSun" w:eastAsia="SimSun" w:hAnsi="SimSun" w:cs="SimSun"/>
                 <w:kern w:val="0"/>
                 <w:szCs w:val="21"/>
               </w:rPr>
@@ -853,7 +853,7 @@
             </w:pPr>
             <w:r>
               <w:rPr>
-                <w:rFonts w:ascii="宋体" w:eastAsia="宋体" w:hAnsi="宋体" w:cs="宋体" w:hint="eastAsia"/>
+                <w:rFonts w:ascii="SimSun" w:eastAsia="SimSun" w:hAnsi="SimSun" w:cs="SimSun" w:hint="eastAsia"/>
                 <w:kern w:val="0"/>
                 <w:szCs w:val="21"/>
               </w:rPr>
@@ -861,7 +861,7 @@
             </w:r>
             <w:r>
               <w:rPr>
-                <w:rFonts w:ascii="宋体" w:eastAsia="宋体" w:hAnsi="宋体" w:cs="宋体"/>
+                <w:rFonts w:ascii="SimSun" w:eastAsia="SimSun" w:hAnsi="SimSun" w:cs="SimSun"/>
                 <w:kern w:val="0"/>
                 <w:szCs w:val="21"/>
               </w:rPr>
@@ -1137,6 +1137,7 @@
               <w:tblpPr w:leftFromText="180" w:rightFromText="180" w:vertAnchor="page" w:horzAnchor="margin" w:tblpY="5976"/>
               <w:tblOverlap w:val="never"/>
               <w:tblW w:w="6655" w:type="dxa"/>
+              <w:tblLayout w:type="fixed"/>
               <w:tblLook w:val="04A0" w:firstRow="1" w:lastRow="0" w:firstColumn="1" w:lastColumn="0" w:noHBand="0" w:noVBand="1"/>
             </w:tblPr>
             <w:tblGrid>
@@ -1162,7 +1163,7 @@
                   </w:pPr>
                   <w:r>
                     <w:rPr>
-                      <w:rFonts w:ascii="宋体" w:eastAsia="宋体" w:hAnsi="宋体" w:cs="宋体" w:hint="eastAsia"/>
+                      <w:rFonts w:ascii="SimSun" w:eastAsia="SimSun" w:hAnsi="SimSun" w:cs="SimSun" w:hint="eastAsia"/>
                       <w:b/>
                       <w:bCs/>
                       <w:color w:val="1F1F1F"/>
@@ -1175,7 +1176,7 @@
                   </w:r>
                   <w:r>
                     <w:rPr>
-                      <w:rFonts w:ascii="宋体" w:eastAsia="宋体" w:hAnsi="宋体" w:cs="宋体"/>
+                      <w:rFonts w:ascii="SimSun" w:eastAsia="SimSun" w:hAnsi="SimSun" w:cs="SimSun"/>
                       <w:b/>
                       <w:bCs/>
                       <w:color w:val="1F1F1F"/>
@@ -1203,7 +1204,7 @@
                   </w:pPr>
                   <w:r>
                     <w:rPr>
-                      <w:rFonts w:ascii="宋体" w:eastAsia="宋体" w:hAnsi="宋体" w:cs="宋体"/>
+                      <w:rFonts w:ascii="SimSun" w:eastAsia="SimSun" w:hAnsi="SimSun" w:cs="SimSun"/>
                       <w:b/>
                       <w:bCs/>
                       <w:color w:val="1F1F1F"/>
@@ -1231,7 +1232,7 @@
                   </w:pPr>
                   <w:r>
                     <w:rPr>
-                      <w:rFonts w:ascii="宋体" w:eastAsia="宋体" w:hAnsi="宋体" w:cs="宋体"/>
+                      <w:rFonts w:ascii="SimSun" w:eastAsia="SimSun" w:hAnsi="SimSun" w:cs="SimSun"/>
                       <w:b/>
                       <w:bCs/>
                       <w:color w:val="1F1F1F"/>
@@ -1259,7 +1260,7 @@
                   </w:pPr>
                   <w:r>
                     <w:rPr>
-                      <w:rFonts w:ascii="宋体" w:eastAsia="宋体" w:hAnsi="宋体" w:cs="宋体"/>
+                      <w:rFonts w:ascii="SimSun" w:eastAsia="SimSun" w:hAnsi="SimSun" w:cs="SimSun"/>
                       <w:b/>
                       <w:bCs/>
                       <w:color w:val="1F1F1F"/>
@@ -1283,7 +1284,7 @@
                   </w:pPr>
                   <w:r>
                     <w:rPr>
-                      <w:rFonts w:ascii="宋体" w:eastAsia="宋体" w:hAnsi="宋体" w:cs="宋体"/>
+                      <w:rFonts w:ascii="SimSun" w:eastAsia="SimSun" w:hAnsi="SimSun" w:cs="SimSun"/>
                       <w:b/>
                       <w:bCs/>
                       <w:color w:val="1F1F1F"/>
@@ -1312,7 +1313,7 @@
                   </w:pPr>
                   <w:r>
                     <w:rPr>
-                      <w:rFonts w:ascii="宋体" w:eastAsia="宋体" w:hAnsi="宋体" w:cs="宋体"/>
+                      <w:rFonts w:ascii="SimSun" w:eastAsia="SimSun" w:hAnsi="SimSun" w:cs="SimSun"/>
                       <w:b/>
                       <w:bCs/>
                       <w:color w:val="1F1F1F"/>
@@ -1353,7 +1354,7 @@
                   </w:pPr>
                   <w:r>
                     <w:rPr>
-                      <w:rFonts w:ascii="宋体" w:eastAsia="宋体" w:hAnsi="宋体" w:cs="宋体"/>
+                      <w:rFonts w:ascii="SimSun" w:eastAsia="SimSun" w:hAnsi="SimSun" w:cs="SimSun"/>
                       <w:color w:val="1F1F1F"/>
                       <w:kern w:val="0"/>
                       <w:sz w:val="20"/>
@@ -1401,7 +1402,7 @@
                   </w:r>
                   <w:r>
                     <w:rPr>
-                      <w:rFonts w:ascii="宋体" w:eastAsia="宋体" w:hAnsi="宋体" w:cs="宋体"/>
+                      <w:rFonts w:ascii="SimSun" w:eastAsia="SimSun" w:hAnsi="SimSun" w:cs="SimSun"/>
                       <w:color w:val="1F1F1F"/>
                       <w:kern w:val="0"/>
                       <w:sz w:val="20"/>
@@ -1449,7 +1450,7 @@
                   </w:r>
                   <w:r>
                     <w:rPr>
-                      <w:rFonts w:ascii="宋体" w:eastAsia="宋体" w:hAnsi="宋体" w:cs="宋体"/>
+                      <w:rFonts w:ascii="SimSun" w:eastAsia="SimSun" w:hAnsi="SimSun" w:cs="SimSun"/>
                       <w:color w:val="1F1F1F"/>
                       <w:kern w:val="0"/>
                       <w:sz w:val="20"/>
@@ -1471,7 +1472,7 @@
                   </w:pPr>
                   <w:r>
                     <w:rPr>
-                      <w:rFonts w:ascii="宋体" w:eastAsia="宋体" w:hAnsi="宋体" w:cs="宋体"/>
+                      <w:rFonts w:ascii="SimSun" w:eastAsia="SimSun" w:hAnsi="SimSun" w:cs="SimSun"/>
                       <w:color w:val="1F1F1F"/>
                       <w:kern w:val="0"/>
                       <w:sz w:val="24"/>
@@ -1498,7 +1499,7 @@
                   </w:pPr>
                   <w:r>
                     <w:rPr>
-                      <w:rFonts w:ascii="宋体" w:eastAsia="宋体" w:hAnsi="宋体" w:cs="宋体"/>
+                      <w:rFonts w:ascii="SimSun" w:eastAsia="SimSun" w:hAnsi="SimSun" w:cs="SimSun"/>
                       <w:b/>
                       <w:bCs/>
                       <w:color w:val="1F1F1F"/>
@@ -1539,7 +1540,7 @@
                   </w:pPr>
                   <w:r>
                     <w:rPr>
-                      <w:rFonts w:ascii="宋体" w:eastAsia="宋体" w:hAnsi="宋体" w:cs="宋体"/>
+                      <w:rFonts w:ascii="SimSun" w:eastAsia="SimSun" w:hAnsi="SimSun" w:cs="SimSun"/>
                       <w:color w:val="1F1F1F"/>
                       <w:kern w:val="0"/>
                       <w:sz w:val="20"/>
@@ -1587,7 +1588,7 @@
                   </w:r>
                   <w:r>
                     <w:rPr>
-                      <w:rFonts w:ascii="宋体" w:eastAsia="宋体" w:hAnsi="宋体" w:cs="宋体"/>
+                      <w:rFonts w:ascii="SimSun" w:eastAsia="SimSun" w:hAnsi="SimSun" w:cs="SimSun"/>
                       <w:color w:val="1F1F1F"/>
                       <w:kern w:val="0"/>
                       <w:sz w:val="20"/>
@@ -1635,7 +1636,7 @@
                   </w:r>
                   <w:r>
                     <w:rPr>
-                      <w:rFonts w:ascii="宋体" w:eastAsia="宋体" w:hAnsi="宋体" w:cs="宋体"/>
+                      <w:rFonts w:ascii="SimSun" w:eastAsia="SimSun" w:hAnsi="SimSun" w:cs="SimSun"/>
                       <w:color w:val="1F1F1F"/>
                       <w:kern w:val="0"/>
                       <w:sz w:val="20"/>
@@ -1657,7 +1658,7 @@
                   </w:pPr>
                   <w:r>
                     <w:rPr>
-                      <w:rFonts w:ascii="宋体" w:eastAsia="宋体" w:hAnsi="宋体" w:cs="宋体"/>
+                      <w:rFonts w:ascii="SimSun" w:eastAsia="SimSun" w:hAnsi="SimSun" w:cs="SimSun"/>
                       <w:color w:val="1F1F1F"/>
                       <w:kern w:val="0"/>
                       <w:sz w:val="24"/>
@@ -1684,7 +1685,7 @@
                   </w:pPr>
                   <w:r>
                     <w:rPr>
-                      <w:rFonts w:ascii="宋体" w:eastAsia="宋体" w:hAnsi="宋体" w:cs="宋体"/>
+                      <w:rFonts w:ascii="SimSun" w:eastAsia="SimSun" w:hAnsi="SimSun" w:cs="SimSun"/>
                       <w:b/>
                       <w:bCs/>
                       <w:color w:val="1F1F1F"/>
@@ -1725,7 +1726,7 @@
                   </w:pPr>
                   <w:r>
                     <w:rPr>
-                      <w:rFonts w:ascii="宋体" w:eastAsia="宋体" w:hAnsi="宋体" w:cs="宋体"/>
+                      <w:rFonts w:ascii="SimSun" w:eastAsia="SimSun" w:hAnsi="SimSun" w:cs="SimSun"/>
                       <w:color w:val="1F1F1F"/>
                       <w:kern w:val="0"/>
                       <w:sz w:val="20"/>
@@ -1773,7 +1774,7 @@
                   </w:r>
                   <w:r>
                     <w:rPr>
-                      <w:rFonts w:ascii="宋体" w:eastAsia="宋体" w:hAnsi="宋体" w:cs="宋体"/>
+                      <w:rFonts w:ascii="SimSun" w:eastAsia="SimSun" w:hAnsi="SimSun" w:cs="SimSun"/>
                       <w:color w:val="1F1F1F"/>
                       <w:kern w:val="0"/>
                       <w:sz w:val="20"/>
@@ -1821,7 +1822,7 @@
                   </w:r>
                   <w:r>
                     <w:rPr>
-                      <w:rFonts w:ascii="宋体" w:eastAsia="宋体" w:hAnsi="宋体" w:cs="宋体"/>
+                      <w:rFonts w:ascii="SimSun" w:eastAsia="SimSun" w:hAnsi="SimSun" w:cs="SimSun"/>
                       <w:color w:val="1F1F1F"/>
                       <w:kern w:val="0"/>
                       <w:sz w:val="20"/>
@@ -1843,7 +1844,7 @@
                   </w:pPr>
                   <w:r>
                     <w:rPr>
-                      <w:rFonts w:ascii="宋体" w:eastAsia="宋体" w:hAnsi="宋体" w:cs="宋体"/>
+                      <w:rFonts w:ascii="SimSun" w:eastAsia="SimSun" w:hAnsi="SimSun" w:cs="SimSun"/>
                       <w:color w:val="1F1F1F"/>
                       <w:kern w:val="0"/>
                       <w:sz w:val="24"/>
@@ -2202,7 +2203,7 @@
             </w:r>
             <w:r>
               <w:rPr>
-                <w:rFonts w:ascii="宋体" w:hAnsi="宋体" w:cs="宋体" w:hint="eastAsia"/>
+                <w:rFonts w:ascii="SimSun" w:hAnsi="SimSun" w:cs="SimSun" w:hint="eastAsia"/>
                 <w:sz w:val="28"/>
                 <w:szCs w:val="28"/>
               </w:rPr>
@@ -2228,7 +2229,7 @@
             </w:r>
             <w:r>
               <w:rPr>
-                <w:rFonts w:asciiTheme="minorEastAsia" w:hAnsiTheme="minorEastAsia" w:cs="宋体" w:hint="eastAsia"/>
+                <w:rFonts w:asciiTheme="minorEastAsia" w:hAnsiTheme="minorEastAsia" w:cs="SimSun" w:hint="eastAsia"/>
                 <w:sz w:val="21"/>
                 <w:szCs w:val="21"/>
               </w:rPr>
@@ -2278,7 +2279,7 @@
             </w:r>
             <w:r>
               <w:rPr>
-                <w:rFonts w:asciiTheme="minorEastAsia" w:hAnsiTheme="minorEastAsia" w:cs="宋体" w:hint="eastAsia"/>
+                <w:rFonts w:asciiTheme="minorEastAsia" w:hAnsiTheme="minorEastAsia" w:cs="SimSun" w:hint="eastAsia"/>
                 <w:sz w:val="21"/>
                 <w:szCs w:val="21"/>
               </w:rPr>
@@ -2311,7 +2312,7 @@
             </w:r>
             <w:r>
               <w:rPr>
-                <w:rFonts w:asciiTheme="minorEastAsia" w:hAnsiTheme="minorEastAsia" w:cs="宋体" w:hint="eastAsia"/>
+                <w:rFonts w:asciiTheme="minorEastAsia" w:hAnsiTheme="minorEastAsia" w:cs="SimSun" w:hint="eastAsia"/>
                 <w:sz w:val="21"/>
                 <w:szCs w:val="21"/>
               </w:rPr>
@@ -2340,16 +2341,18 @@
                 <w:sz w:val="21"/>
                 <w:szCs w:val="21"/>
               </w:rPr>
-              <w:t>完成磁诊断后端电子学处理系统（放大-积分-隔离）的设计与仿真验证，输出电路原理图及 PCB 布局方案</w:t>
-            </w:r>
-            <w:r>
-              <w:rPr>
-                <w:rFonts w:asciiTheme="minorEastAsia" w:hAnsiTheme="minorEastAsia" w:cs="宋体" w:hint="eastAsia"/>
+              <w:t>完成磁诊断后端电子学处理系统（放大-积分-隔离）的设计，输出电路原理图及 PCB 布局方案</w:t>
+            </w:r>
+            <w:r>
+              <w:rPr>
+                <w:rFonts w:asciiTheme="minorEastAsia" w:hAnsiTheme="minorEastAsia" w:cs="SimSun" w:hint="eastAsia"/>
                 <w:sz w:val="21"/>
                 <w:szCs w:val="21"/>
               </w:rPr>
               <w:t>。</w:t>
             </w:r>
+            <w:bookmarkStart w:id="0" w:name="_GoBack"/>
+            <w:bookmarkEnd w:id="0"/>
           </w:p>
           <w:p>
             <w:pPr>
@@ -2462,7 +2465,7 @@
 </file>
 
 <file path=word/numbering.xml><?xml version="1.0" encoding="utf-8"?>
-<w:numbering xmlns:wpc="http://schemas.microsoft.com/office/word/2010/wordprocessingCanvas" xmlns:cx="http://schemas.microsoft.com/office/drawing/2014/chartex" xmlns:cx1="http://schemas.microsoft.com/office/drawing/2015/9/8/chartex" xmlns:cx2="http://schemas.microsoft.com/office/drawing/2015/10/21/chartex" xmlns:cx3="http://schemas.microsoft.com/office/drawing/2016/5/9/chartex" xmlns:cx4="http://schemas.microsoft.com/office/drawing/2016/5/10/chartex" xmlns:cx5="http://schemas.microsoft.com/office/drawing/2016/5/11/chartex" xmlns:cx6="http://schemas.microsoft.com/office/drawing/2016/5/12/chartex" xmlns:cx7="http://schemas.microsoft.com/office/drawing/2016/5/13/chartex" xmlns:cx8="http://schemas.microsoft.com/office/drawing/2016/5/14/chartex" xmlns:mc="http://schemas.openxmlformats.org/markup-compatibility/2006" xmlns:aink="http://schemas.microsoft.com/office/drawing/2016/ink" xmlns:am3d="http://schemas.microsoft.com/office/drawing/2017/model3d" xmlns:o="urn:schemas-microsoft-com:office:office" xmlns:oel="http://schemas.microsoft.com/office/2019/extlst" xmlns:r="http://schemas.openxmlformats.org/officeDocument/2006/relationships" xmlns:m="http://schemas.openxmlformats.org/officeDocument/2006/math" xmlns:v="urn:schemas-microsoft-com:vml" xmlns:wp14="http://schemas.microsoft.com/office/word/2010/wordprocessingDrawing" xmlns:wp="http://schemas.openxmlformats.org/drawingml/2006/wordprocessingDrawing" xmlns:w10="urn:schemas-microsoft-com:office:word" xmlns:w="http://schemas.openxmlformats.org/wordprocessingml/2006/main" xmlns:w14="http://schemas.microsoft.com/office/word/2010/wordml" xmlns:w15="http://schemas.microsoft.com/office/word/2012/wordml" xmlns:w16cex="http://schemas.microsoft.com/office/word/2018/wordml/cex" xmlns:w16cid="http://schemas.microsoft.com/office/word/2016/wordml/cid" xmlns:w16="http://schemas.microsoft.com/office/word/2018/wordml" xmlns:w16du="http://schemas.microsoft.com/office/word/2023/wordml/word16du" xmlns:w16sdtdh="http://schemas.microsoft.com/office/word/2020/wordml/sdtdatahash" xmlns:w16sdtfl="http://schemas.microsoft.com/office/word/2024/wordml/sdtformatlock" xmlns:w16se="http://schemas.microsoft.com/office/word/2015/wordml/symex" xmlns:wpg="http://schemas.microsoft.com/office/word/2010/wordprocessingGroup" xmlns:wpi="http://schemas.microsoft.com/office/word/2010/wordprocessingInk" xmlns:wne="http://schemas.microsoft.com/office/word/2006/wordml" xmlns:wps="http://schemas.microsoft.com/office/word/2010/wordprocessingShape" mc:Ignorable="w14 w15 w16se w16cid w16 w16cex w16sdtdh w16sdtfl w16du wp14">
+<w:numbering xmlns:wpc="http://schemas.microsoft.com/office/word/2010/wordprocessingCanvas" xmlns:cx="http://schemas.microsoft.com/office/drawing/2014/chartex" xmlns:cx1="http://schemas.microsoft.com/office/drawing/2015/9/8/chartex" xmlns:cx2="http://schemas.microsoft.com/office/drawing/2015/10/21/chartex" xmlns:cx3="http://schemas.microsoft.com/office/drawing/2016/5/9/chartex" xmlns:cx4="http://schemas.microsoft.com/office/drawing/2016/5/10/chartex" xmlns:cx5="http://schemas.microsoft.com/office/drawing/2016/5/11/chartex" xmlns:cx6="http://schemas.microsoft.com/office/drawing/2016/5/12/chartex" xmlns:cx7="http://schemas.microsoft.com/office/drawing/2016/5/13/chartex" xmlns:cx8="http://schemas.microsoft.com/office/drawing/2016/5/14/chartex" xmlns:mc="http://schemas.openxmlformats.org/markup-compatibility/2006" xmlns:aink="http://schemas.microsoft.com/office/drawing/2016/ink" xmlns:am3d="http://schemas.microsoft.com/office/drawing/2017/model3d" xmlns:o="urn:schemas-microsoft-com:office:office" xmlns:r="http://schemas.openxmlformats.org/officeDocument/2006/relationships" xmlns:m="http://schemas.openxmlformats.org/officeDocument/2006/math" xmlns:v="urn:schemas-microsoft-com:vml" xmlns:wp14="http://schemas.microsoft.com/office/word/2010/wordprocessingDrawing" xmlns:wp="http://schemas.openxmlformats.org/drawingml/2006/wordprocessingDrawing" xmlns:w10="urn:schemas-microsoft-com:office:word" xmlns:w="http://schemas.openxmlformats.org/wordprocessingml/2006/main" xmlns:w14="http://schemas.microsoft.com/office/word/2010/wordml" xmlns:w15="http://schemas.microsoft.com/office/word/2012/wordml" xmlns:w16cid="http://schemas.microsoft.com/office/word/2016/wordml/cid" xmlns:w16se="http://schemas.microsoft.com/office/word/2015/wordml/symex" xmlns:wpg="http://schemas.microsoft.com/office/word/2010/wordprocessingGroup" xmlns:wpi="http://schemas.microsoft.com/office/word/2010/wordprocessingInk" xmlns:wne="http://schemas.microsoft.com/office/word/2006/wordml" xmlns:wps="http://schemas.microsoft.com/office/word/2010/wordprocessingShape" mc:Ignorable="w14 w15 w16se w16cid wp14">
   <w:abstractNum w:abstractNumId="0" w15:restartNumberingAfterBreak="0">
     <w:nsid w:val="04515752"/>
     <w:multiLevelType w:val="multilevel"/>
@@ -3375,42 +3378,42 @@
       </w:rPr>
     </w:lvl>
   </w:abstractNum>
-  <w:num w:numId="1" w16cid:durableId="200677157">
+  <w:num w:numId="1">
     <w:abstractNumId w:val="6"/>
   </w:num>
-  <w:num w:numId="2" w16cid:durableId="615714872">
+  <w:num w:numId="2">
     <w:abstractNumId w:val="5"/>
   </w:num>
-  <w:num w:numId="3" w16cid:durableId="1446383199">
+  <w:num w:numId="3">
     <w:abstractNumId w:val="3"/>
   </w:num>
-  <w:num w:numId="4" w16cid:durableId="73283625">
+  <w:num w:numId="4">
     <w:abstractNumId w:val="4"/>
   </w:num>
-  <w:num w:numId="5" w16cid:durableId="2105951975">
+  <w:num w:numId="5">
     <w:abstractNumId w:val="0"/>
   </w:num>
-  <w:num w:numId="6" w16cid:durableId="410196585">
+  <w:num w:numId="6">
     <w:abstractNumId w:val="1"/>
   </w:num>
-  <w:num w:numId="7" w16cid:durableId="1613440454">
+  <w:num w:numId="7">
     <w:abstractNumId w:val="2"/>
   </w:num>
 </w:numbering>
 </file>
 
 <file path=word/styles.xml><?xml version="1.0" encoding="utf-8"?>
-<w:styles xmlns:mc="http://schemas.openxmlformats.org/markup-compatibility/2006" xmlns:r="http://schemas.openxmlformats.org/officeDocument/2006/relationships" xmlns:w="http://schemas.openxmlformats.org/wordprocessingml/2006/main" xmlns:w14="http://schemas.microsoft.com/office/word/2010/wordml" xmlns:w15="http://schemas.microsoft.com/office/word/2012/wordml" xmlns:w16cex="http://schemas.microsoft.com/office/word/2018/wordml/cex" xmlns:w16cid="http://schemas.microsoft.com/office/word/2016/wordml/cid" xmlns:w16="http://schemas.microsoft.com/office/word/2018/wordml" xmlns:w16du="http://schemas.microsoft.com/office/word/2023/wordml/word16du" xmlns:w16sdtdh="http://schemas.microsoft.com/office/word/2020/wordml/sdtdatahash" xmlns:w16sdtfl="http://schemas.microsoft.com/office/word/2024/wordml/sdtformatlock" xmlns:w16se="http://schemas.microsoft.com/office/word/2015/wordml/symex" mc:Ignorable="w14 w15 w16se w16cid w16 w16cex w16sdtdh w16sdtfl w16du">
+<w:styles xmlns:mc="http://schemas.openxmlformats.org/markup-compatibility/2006" xmlns:r="http://schemas.openxmlformats.org/officeDocument/2006/relationships" xmlns:w="http://schemas.openxmlformats.org/wordprocessingml/2006/main" xmlns:w14="http://schemas.microsoft.com/office/word/2010/wordml" xmlns:w15="http://schemas.microsoft.com/office/word/2012/wordml" xmlns:w16cid="http://schemas.microsoft.com/office/word/2016/wordml/cid" xmlns:w16se="http://schemas.microsoft.com/office/word/2015/wordml/symex" mc:Ignorable="w14 w15 w16se w16cid">
   <w:docDefaults>
     <w:rPrDefault>
       <w:rPr>
-        <w:rFonts w:ascii="Times New Roman" w:eastAsia="宋体" w:hAnsi="Times New Roman" w:cs="Times New Roman"/>
+        <w:rFonts w:ascii="Times New Roman" w:eastAsia="SimSun" w:hAnsi="Times New Roman" w:cs="Times New Roman"/>
         <w:lang w:val="en-US" w:eastAsia="zh-CN" w:bidi="ar-SA"/>
       </w:rPr>
     </w:rPrDefault>
     <w:pPrDefault/>
   </w:docDefaults>
-  <w:latentStyles w:defLockedState="0" w:defUIPriority="0" w:defSemiHidden="0" w:defUnhideWhenUsed="0" w:defQFormat="0" w:count="376">
+  <w:latentStyles w:defLockedState="0" w:defUIPriority="0" w:defSemiHidden="0" w:defUnhideWhenUsed="0" w:defQFormat="0" w:count="375">
     <w:lsdException w:name="Normal" w:qFormat="1"/>
     <w:lsdException w:name="heading 1" w:qFormat="1"/>
     <w:lsdException w:name="heading 2" w:uiPriority="1" w:qFormat="1"/>
@@ -3704,7 +3707,6 @@
     <w:lsdException w:name="Smart Hyperlink" w:semiHidden="1" w:uiPriority="99" w:unhideWhenUsed="1"/>
     <w:lsdException w:name="Hashtag" w:semiHidden="1" w:uiPriority="99" w:unhideWhenUsed="1"/>
     <w:lsdException w:name="Unresolved Mention" w:semiHidden="1" w:uiPriority="99" w:unhideWhenUsed="1"/>
-    <w:lsdException w:name="Smart Link" w:semiHidden="1" w:uiPriority="99" w:unhideWhenUsed="1"/>
   </w:latentStyles>
   <w:style w:type="paragraph" w:default="1" w:styleId="Normal">
     <w:name w:val="Normal"/>
@@ -3751,7 +3753,7 @@
       <w:outlineLvl w:val="1"/>
     </w:pPr>
     <w:rPr>
-      <w:rFonts w:ascii="宋体" w:eastAsia="宋体" w:hAnsi="宋体" w:cs="宋体"/>
+      <w:rFonts w:ascii="SimSun" w:eastAsia="SimSun" w:hAnsi="SimSun" w:cs="SimSun"/>
       <w:b/>
       <w:bCs/>
       <w:sz w:val="28"/>
@@ -3775,7 +3777,7 @@
       <w:outlineLvl w:val="2"/>
     </w:pPr>
     <w:rPr>
-      <w:rFonts w:ascii="Times New Roman" w:eastAsia="宋体" w:hAnsi="Times New Roman" w:cs="Times New Roman"/>
+      <w:rFonts w:ascii="Times New Roman" w:eastAsia="SimSun" w:hAnsi="Times New Roman" w:cs="Times New Roman"/>
       <w:b/>
       <w:bCs/>
       <w:sz w:val="32"/>
@@ -3863,7 +3865,7 @@
       <w:spacing w:line="300" w:lineRule="auto"/>
     </w:pPr>
     <w:rPr>
-      <w:rFonts w:asciiTheme="majorHAnsi" w:eastAsia="黑体" w:hAnsiTheme="majorHAnsi" w:cstheme="majorBidi"/>
+      <w:rFonts w:asciiTheme="majorHAnsi" w:eastAsia="SimHei" w:hAnsiTheme="majorHAnsi" w:cstheme="majorBidi"/>
       <w:sz w:val="20"/>
       <w:szCs w:val="20"/>
     </w:rPr>
@@ -3877,7 +3879,7 @@
       <w:spacing w:before="160"/>
     </w:pPr>
     <w:rPr>
-      <w:rFonts w:ascii="宋体" w:eastAsia="宋体" w:hAnsi="宋体" w:cs="宋体"/>
+      <w:rFonts w:ascii="SimSun" w:eastAsia="SimSun" w:hAnsi="SimSun" w:cs="SimSun"/>
       <w:sz w:val="24"/>
       <w:lang w:val="zh-CN" w:bidi="zh-CN"/>
     </w:rPr>
@@ -3961,7 +3963,7 @@
     <w:uiPriority w:val="1"/>
     <w:qFormat/>
     <w:rPr>
-      <w:rFonts w:ascii="宋体" w:eastAsia="宋体" w:hAnsi="宋体" w:cs="宋体"/>
+      <w:rFonts w:ascii="SimSun" w:eastAsia="SimSun" w:hAnsi="SimSun" w:cs="SimSun"/>
       <w:lang w:val="zh-CN" w:bidi="zh-CN"/>
     </w:rPr>
   </w:style>
@@ -3998,7 +4000,7 @@
       <w:spacing w:line="300" w:lineRule="auto"/>
     </w:pPr>
     <w:rPr>
-      <w:rFonts w:eastAsia="宋体" w:cs="Times New Roman"/>
+      <w:rFonts w:eastAsia="SimSun" w:cs="Times New Roman"/>
       <w:szCs w:val="21"/>
     </w:rPr>
   </w:style>
